--- a/tillsyn/A 11308-2021 tillsynsbegäran.docx
+++ b/tillsyn/A 11308-2021 tillsynsbegäran.docx
@@ -445,7 +445,7 @@
     <w:r>
       <w:tab/>
       <w:tab/>
-      <w:t>2025-10-19</w:t>
+      <w:t>2025-10-20</w:t>
       <w:br/>
       <w:br/>
     </w:r>

--- a/tillsyn/A 11308-2021 tillsynsbegäran.docx
+++ b/tillsyn/A 11308-2021 tillsynsbegäran.docx
@@ -445,7 +445,7 @@
     <w:r>
       <w:tab/>
       <w:tab/>
-      <w:t>2025-10-20</w:t>
+      <w:t>2025-10-21</w:t>
       <w:br/>
       <w:br/>
     </w:r>

--- a/tillsyn/A 11308-2021 tillsynsbegäran.docx
+++ b/tillsyn/A 11308-2021 tillsynsbegäran.docx
@@ -445,7 +445,7 @@
     <w:r>
       <w:tab/>
       <w:tab/>
-      <w:t>2025-10-21</w:t>
+      <w:t>2025-10-22</w:t>
       <w:br/>
       <w:br/>
     </w:r>

--- a/tillsyn/A 11308-2021 tillsynsbegäran.docx
+++ b/tillsyn/A 11308-2021 tillsynsbegäran.docx
@@ -445,7 +445,7 @@
     <w:r>
       <w:tab/>
       <w:tab/>
-      <w:t>2025-10-22</w:t>
+      <w:t>2025-10-23</w:t>
       <w:br/>
       <w:br/>
     </w:r>

--- a/tillsyn/A 11308-2021 tillsynsbegäran.docx
+++ b/tillsyn/A 11308-2021 tillsynsbegäran.docx
@@ -445,7 +445,7 @@
     <w:r>
       <w:tab/>
       <w:tab/>
-      <w:t>2025-10-23</w:t>
+      <w:t>2025-10-24</w:t>
       <w:br/>
       <w:br/>
     </w:r>

--- a/tillsyn/A 11308-2021 tillsynsbegäran.docx
+++ b/tillsyn/A 11308-2021 tillsynsbegäran.docx
@@ -445,7 +445,7 @@
     <w:r>
       <w:tab/>
       <w:tab/>
-      <w:t>2025-10-24</w:t>
+      <w:t>2025-10-25</w:t>
       <w:br/>
       <w:br/>
     </w:r>

--- a/tillsyn/A 11308-2021 tillsynsbegäran.docx
+++ b/tillsyn/A 11308-2021 tillsynsbegäran.docx
@@ -445,7 +445,7 @@
     <w:r>
       <w:tab/>
       <w:tab/>
-      <w:t>2025-10-25</w:t>
+      <w:t>2025-10-26</w:t>
       <w:br/>
       <w:br/>
     </w:r>

--- a/tillsyn/A 11308-2021 tillsynsbegäran.docx
+++ b/tillsyn/A 11308-2021 tillsynsbegäran.docx
@@ -445,7 +445,7 @@
     <w:r>
       <w:tab/>
       <w:tab/>
-      <w:t>2025-10-26</w:t>
+      <w:t>2025-10-27</w:t>
       <w:br/>
       <w:br/>
     </w:r>

--- a/tillsyn/A 11308-2021 tillsynsbegäran.docx
+++ b/tillsyn/A 11308-2021 tillsynsbegäran.docx
@@ -445,7 +445,7 @@
     <w:r>
       <w:tab/>
       <w:tab/>
-      <w:t>2025-10-27</w:t>
+      <w:t>2025-10-28</w:t>
       <w:br/>
       <w:br/>
     </w:r>

--- a/tillsyn/A 11308-2021 tillsynsbegäran.docx
+++ b/tillsyn/A 11308-2021 tillsynsbegäran.docx
@@ -445,7 +445,7 @@
     <w:r>
       <w:tab/>
       <w:tab/>
-      <w:t>2025-10-28</w:t>
+      <w:t>2025-10-29</w:t>
       <w:br/>
       <w:br/>
     </w:r>

--- a/tillsyn/A 11308-2021 tillsynsbegäran.docx
+++ b/tillsyn/A 11308-2021 tillsynsbegäran.docx
@@ -445,7 +445,7 @@
     <w:r>
       <w:tab/>
       <w:tab/>
-      <w:t>2025-10-29</w:t>
+      <w:t>2025-10-30</w:t>
       <w:br/>
       <w:br/>
     </w:r>

--- a/tillsyn/A 11308-2021 tillsynsbegäran.docx
+++ b/tillsyn/A 11308-2021 tillsynsbegäran.docx
@@ -445,7 +445,7 @@
     <w:r>
       <w:tab/>
       <w:tab/>
-      <w:t>2025-10-30</w:t>
+      <w:t>2025-10-31</w:t>
       <w:br/>
       <w:br/>
     </w:r>

--- a/tillsyn/A 11308-2021 tillsynsbegäran.docx
+++ b/tillsyn/A 11308-2021 tillsynsbegäran.docx
@@ -445,7 +445,7 @@
     <w:r>
       <w:tab/>
       <w:tab/>
-      <w:t>2025-10-31</w:t>
+      <w:t>2025-11-01</w:t>
       <w:br/>
       <w:br/>
     </w:r>

--- a/tillsyn/A 11308-2021 tillsynsbegäran.docx
+++ b/tillsyn/A 11308-2021 tillsynsbegäran.docx
@@ -445,7 +445,7 @@
     <w:r>
       <w:tab/>
       <w:tab/>
-      <w:t>2025-11-01</w:t>
+      <w:t>2025-11-02</w:t>
       <w:br/>
       <w:br/>
     </w:r>

--- a/tillsyn/A 11308-2021 tillsynsbegäran.docx
+++ b/tillsyn/A 11308-2021 tillsynsbegäran.docx
@@ -445,7 +445,7 @@
     <w:r>
       <w:tab/>
       <w:tab/>
-      <w:t>2025-11-02</w:t>
+      <w:t>2025-11-03</w:t>
       <w:br/>
       <w:br/>
     </w:r>

--- a/tillsyn/A 11308-2021 tillsynsbegäran.docx
+++ b/tillsyn/A 11308-2021 tillsynsbegäran.docx
@@ -445,7 +445,7 @@
     <w:r>
       <w:tab/>
       <w:tab/>
-      <w:t>2025-11-03</w:t>
+      <w:t>2025-11-04</w:t>
       <w:br/>
       <w:br/>
     </w:r>

--- a/tillsyn/A 11308-2021 tillsynsbegäran.docx
+++ b/tillsyn/A 11308-2021 tillsynsbegäran.docx
@@ -445,7 +445,7 @@
     <w:r>
       <w:tab/>
       <w:tab/>
-      <w:t>2025-11-04</w:t>
+      <w:t>2025-11-05</w:t>
       <w:br/>
       <w:br/>
     </w:r>

--- a/tillsyn/A 11308-2021 tillsynsbegäran.docx
+++ b/tillsyn/A 11308-2021 tillsynsbegäran.docx
@@ -445,7 +445,7 @@
     <w:r>
       <w:tab/>
       <w:tab/>
-      <w:t>2025-11-05</w:t>
+      <w:t>2025-11-06</w:t>
       <w:br/>
       <w:br/>
     </w:r>

--- a/tillsyn/A 11308-2021 tillsynsbegäran.docx
+++ b/tillsyn/A 11308-2021 tillsynsbegäran.docx
@@ -445,7 +445,7 @@
     <w:r>
       <w:tab/>
       <w:tab/>
-      <w:t>2025-11-06</w:t>
+      <w:t>2025-11-07</w:t>
       <w:br/>
       <w:br/>
     </w:r>

--- a/tillsyn/A 11308-2021 tillsynsbegäran.docx
+++ b/tillsyn/A 11308-2021 tillsynsbegäran.docx
@@ -445,7 +445,7 @@
     <w:r>
       <w:tab/>
       <w:tab/>
-      <w:t>2025-11-07</w:t>
+      <w:t>2025-11-08</w:t>
       <w:br/>
       <w:br/>
     </w:r>

--- a/tillsyn/A 11308-2021 tillsynsbegäran.docx
+++ b/tillsyn/A 11308-2021 tillsynsbegäran.docx
@@ -445,7 +445,7 @@
     <w:r>
       <w:tab/>
       <w:tab/>
-      <w:t>2025-11-08</w:t>
+      <w:t>2025-11-09</w:t>
       <w:br/>
       <w:br/>
     </w:r>

--- a/tillsyn/A 11308-2021 tillsynsbegäran.docx
+++ b/tillsyn/A 11308-2021 tillsynsbegäran.docx
@@ -445,7 +445,7 @@
     <w:r>
       <w:tab/>
       <w:tab/>
-      <w:t>2025-11-09</w:t>
+      <w:t>2025-11-10</w:t>
       <w:br/>
       <w:br/>
     </w:r>

--- a/tillsyn/A 11308-2021 tillsynsbegäran.docx
+++ b/tillsyn/A 11308-2021 tillsynsbegäran.docx
@@ -445,7 +445,7 @@
     <w:r>
       <w:tab/>
       <w:tab/>
-      <w:t>2025-11-10</w:t>
+      <w:t>2025-11-11</w:t>
       <w:br/>
       <w:br/>
     </w:r>

--- a/tillsyn/A 11308-2021 tillsynsbegäran.docx
+++ b/tillsyn/A 11308-2021 tillsynsbegäran.docx
@@ -445,7 +445,7 @@
     <w:r>
       <w:tab/>
       <w:tab/>
-      <w:t>2025-11-11</w:t>
+      <w:t>2025-11-12</w:t>
       <w:br/>
       <w:br/>
     </w:r>

--- a/tillsyn/A 11308-2021 tillsynsbegäran.docx
+++ b/tillsyn/A 11308-2021 tillsynsbegäran.docx
@@ -445,7 +445,7 @@
     <w:r>
       <w:tab/>
       <w:tab/>
-      <w:t>2025-11-12</w:t>
+      <w:t>2025-11-13</w:t>
       <w:br/>
       <w:br/>
     </w:r>

--- a/tillsyn/A 11308-2021 tillsynsbegäran.docx
+++ b/tillsyn/A 11308-2021 tillsynsbegäran.docx
@@ -445,7 +445,7 @@
     <w:r>
       <w:tab/>
       <w:tab/>
-      <w:t>2025-11-13</w:t>
+      <w:t>2025-11-14</w:t>
       <w:br/>
       <w:br/>
     </w:r>

--- a/tillsyn/A 11308-2021 tillsynsbegäran.docx
+++ b/tillsyn/A 11308-2021 tillsynsbegäran.docx
@@ -445,7 +445,7 @@
     <w:r>
       <w:tab/>
       <w:tab/>
-      <w:t>2025-11-14</w:t>
+      <w:t>2025-11-15</w:t>
       <w:br/>
       <w:br/>
     </w:r>

--- a/tillsyn/A 11308-2021 tillsynsbegäran.docx
+++ b/tillsyn/A 11308-2021 tillsynsbegäran.docx
@@ -445,7 +445,7 @@
     <w:r>
       <w:tab/>
       <w:tab/>
-      <w:t>2025-11-15</w:t>
+      <w:t>2025-11-20</w:t>
       <w:br/>
       <w:br/>
     </w:r>

--- a/tillsyn/A 11308-2021 tillsynsbegäran.docx
+++ b/tillsyn/A 11308-2021 tillsynsbegäran.docx
@@ -445,7 +445,7 @@
     <w:r>
       <w:tab/>
       <w:tab/>
-      <w:t>2025-11-20</w:t>
+      <w:t>2025-11-21</w:t>
       <w:br/>
       <w:br/>
     </w:r>

--- a/tillsyn/A 11308-2021 tillsynsbegäran.docx
+++ b/tillsyn/A 11308-2021 tillsynsbegäran.docx
@@ -445,7 +445,7 @@
     <w:r>
       <w:tab/>
       <w:tab/>
-      <w:t>2025-11-21</w:t>
+      <w:t>2025-11-22</w:t>
       <w:br/>
       <w:br/>
     </w:r>

--- a/tillsyn/A 11308-2021 tillsynsbegäran.docx
+++ b/tillsyn/A 11308-2021 tillsynsbegäran.docx
@@ -445,7 +445,7 @@
     <w:r>
       <w:tab/>
       <w:tab/>
-      <w:t>2025-11-22</w:t>
+      <w:t>2025-11-23</w:t>
       <w:br/>
       <w:br/>
     </w:r>

--- a/tillsyn/A 11308-2021 tillsynsbegäran.docx
+++ b/tillsyn/A 11308-2021 tillsynsbegäran.docx
@@ -445,7 +445,7 @@
     <w:r>
       <w:tab/>
       <w:tab/>
-      <w:t>2025-11-23</w:t>
+      <w:t>2025-11-24</w:t>
       <w:br/>
       <w:br/>
     </w:r>

--- a/tillsyn/A 11308-2021 tillsynsbegäran.docx
+++ b/tillsyn/A 11308-2021 tillsynsbegäran.docx
@@ -445,7 +445,7 @@
     <w:r>
       <w:tab/>
       <w:tab/>
-      <w:t>2025-11-24</w:t>
+      <w:t>2025-11-25</w:t>
       <w:br/>
       <w:br/>
     </w:r>

--- a/tillsyn/A 11308-2021 tillsynsbegäran.docx
+++ b/tillsyn/A 11308-2021 tillsynsbegäran.docx
@@ -445,7 +445,7 @@
     <w:r>
       <w:tab/>
       <w:tab/>
-      <w:t>2025-11-25</w:t>
+      <w:t>2025-11-26</w:t>
       <w:br/>
       <w:br/>
     </w:r>

--- a/tillsyn/A 11308-2021 tillsynsbegäran.docx
+++ b/tillsyn/A 11308-2021 tillsynsbegäran.docx
@@ -445,7 +445,7 @@
     <w:r>
       <w:tab/>
       <w:tab/>
-      <w:t>2025-11-26</w:t>
+      <w:t>2025-11-27</w:t>
       <w:br/>
       <w:br/>
     </w:r>

--- a/tillsyn/A 11308-2021 tillsynsbegäran.docx
+++ b/tillsyn/A 11308-2021 tillsynsbegäran.docx
@@ -445,7 +445,7 @@
     <w:r>
       <w:tab/>
       <w:tab/>
-      <w:t>2025-11-27</w:t>
+      <w:t>2025-11-28</w:t>
       <w:br/>
       <w:br/>
     </w:r>

--- a/tillsyn/A 11308-2021 tillsynsbegäran.docx
+++ b/tillsyn/A 11308-2021 tillsynsbegäran.docx
@@ -445,7 +445,7 @@
     <w:r>
       <w:tab/>
       <w:tab/>
-      <w:t>2025-11-28</w:t>
+      <w:t>2025-11-29</w:t>
       <w:br/>
       <w:br/>
     </w:r>

--- a/tillsyn/A 11308-2021 tillsynsbegäran.docx
+++ b/tillsyn/A 11308-2021 tillsynsbegäran.docx
@@ -445,7 +445,7 @@
     <w:r>
       <w:tab/>
       <w:tab/>
-      <w:t>2025-11-29</w:t>
+      <w:t>2025-11-30</w:t>
       <w:br/>
       <w:br/>
     </w:r>

--- a/tillsyn/A 11308-2021 tillsynsbegäran.docx
+++ b/tillsyn/A 11308-2021 tillsynsbegäran.docx
@@ -445,7 +445,7 @@
     <w:r>
       <w:tab/>
       <w:tab/>
-      <w:t>2025-11-30</w:t>
+      <w:t>2025-12-01</w:t>
       <w:br/>
       <w:br/>
     </w:r>

--- a/tillsyn/A 11308-2021 tillsynsbegäran.docx
+++ b/tillsyn/A 11308-2021 tillsynsbegäran.docx
@@ -445,7 +445,7 @@
     <w:r>
       <w:tab/>
       <w:tab/>
-      <w:t>2025-12-01</w:t>
+      <w:t>2025-12-02</w:t>
       <w:br/>
       <w:br/>
     </w:r>

--- a/tillsyn/A 11308-2021 tillsynsbegäran.docx
+++ b/tillsyn/A 11308-2021 tillsynsbegäran.docx
@@ -445,7 +445,7 @@
     <w:r>
       <w:tab/>
       <w:tab/>
-      <w:t>2025-12-02</w:t>
+      <w:t>2025-12-03</w:t>
       <w:br/>
       <w:br/>
     </w:r>

--- a/tillsyn/A 11308-2021 tillsynsbegäran.docx
+++ b/tillsyn/A 11308-2021 tillsynsbegäran.docx
@@ -445,7 +445,7 @@
     <w:r>
       <w:tab/>
       <w:tab/>
-      <w:t>2025-12-03</w:t>
+      <w:t>2025-12-04</w:t>
       <w:br/>
       <w:br/>
     </w:r>

--- a/tillsyn/A 11308-2021 tillsynsbegäran.docx
+++ b/tillsyn/A 11308-2021 tillsynsbegäran.docx
@@ -445,7 +445,7 @@
     <w:r>
       <w:tab/>
       <w:tab/>
-      <w:t>2025-12-04</w:t>
+      <w:t>2025-12-05</w:t>
       <w:br/>
       <w:br/>
     </w:r>

--- a/tillsyn/A 11308-2021 tillsynsbegäran.docx
+++ b/tillsyn/A 11308-2021 tillsynsbegäran.docx
@@ -445,7 +445,7 @@
     <w:r>
       <w:tab/>
       <w:tab/>
-      <w:t>2025-12-05</w:t>
+      <w:t>2025-12-06</w:t>
       <w:br/>
       <w:br/>
     </w:r>

--- a/tillsyn/A 11308-2021 tillsynsbegäran.docx
+++ b/tillsyn/A 11308-2021 tillsynsbegäran.docx
@@ -445,7 +445,7 @@
     <w:r>
       <w:tab/>
       <w:tab/>
-      <w:t>2025-12-06</w:t>
+      <w:t>2025-12-07</w:t>
       <w:br/>
       <w:br/>
     </w:r>

--- a/tillsyn/A 11308-2021 tillsynsbegäran.docx
+++ b/tillsyn/A 11308-2021 tillsynsbegäran.docx
@@ -445,7 +445,7 @@
     <w:r>
       <w:tab/>
       <w:tab/>
-      <w:t>2025-12-07</w:t>
+      <w:t>2025-12-08</w:t>
       <w:br/>
       <w:br/>
     </w:r>

--- a/tillsyn/A 11308-2021 tillsynsbegäran.docx
+++ b/tillsyn/A 11308-2021 tillsynsbegäran.docx
@@ -445,7 +445,7 @@
     <w:r>
       <w:tab/>
       <w:tab/>
-      <w:t>2025-12-08</w:t>
+      <w:t>2025-12-09</w:t>
       <w:br/>
       <w:br/>
     </w:r>

--- a/tillsyn/A 11308-2021 tillsynsbegäran.docx
+++ b/tillsyn/A 11308-2021 tillsynsbegäran.docx
@@ -445,7 +445,7 @@
     <w:r>
       <w:tab/>
       <w:tab/>
-      <w:t>2025-12-09</w:t>
+      <w:t>2025-12-10</w:t>
       <w:br/>
       <w:br/>
     </w:r>

--- a/tillsyn/A 11308-2021 tillsynsbegäran.docx
+++ b/tillsyn/A 11308-2021 tillsynsbegäran.docx
@@ -445,7 +445,7 @@
     <w:r>
       <w:tab/>
       <w:tab/>
-      <w:t>2025-12-10</w:t>
+      <w:t>2025-12-11</w:t>
       <w:br/>
       <w:br/>
     </w:r>

--- a/tillsyn/A 11308-2021 tillsynsbegäran.docx
+++ b/tillsyn/A 11308-2021 tillsynsbegäran.docx
@@ -445,7 +445,7 @@
     <w:r>
       <w:tab/>
       <w:tab/>
-      <w:t>2025-12-11</w:t>
+      <w:t>2025-12-12</w:t>
       <w:br/>
       <w:br/>
     </w:r>

--- a/tillsyn/A 11308-2021 tillsynsbegäran.docx
+++ b/tillsyn/A 11308-2021 tillsynsbegäran.docx
@@ -445,7 +445,7 @@
     <w:r>
       <w:tab/>
       <w:tab/>
-      <w:t>2025-12-12</w:t>
+      <w:t>2025-12-13</w:t>
       <w:br/>
       <w:br/>
     </w:r>

--- a/tillsyn/A 11308-2021 tillsynsbegäran.docx
+++ b/tillsyn/A 11308-2021 tillsynsbegäran.docx
@@ -445,7 +445,7 @@
     <w:r>
       <w:tab/>
       <w:tab/>
-      <w:t>2025-12-19</w:t>
+      <w:t>2025-12-20</w:t>
       <w:br/>
       <w:br/>
     </w:r>

--- a/tillsyn/A 11308-2021 tillsynsbegäran.docx
+++ b/tillsyn/A 11308-2021 tillsynsbegäran.docx
@@ -445,7 +445,7 @@
     <w:r>
       <w:tab/>
       <w:tab/>
-      <w:t>2025-12-20</w:t>
+      <w:t>2025-12-21</w:t>
       <w:br/>
       <w:br/>
     </w:r>

--- a/tillsyn/A 11308-2021 tillsynsbegäran.docx
+++ b/tillsyn/A 11308-2021 tillsynsbegäran.docx
@@ -445,7 +445,7 @@
     <w:r>
       <w:tab/>
       <w:tab/>
-      <w:t>2025-12-21</w:t>
+      <w:t>2025-12-22</w:t>
       <w:br/>
       <w:br/>
     </w:r>

--- a/tillsyn/A 11308-2021 tillsynsbegäran.docx
+++ b/tillsyn/A 11308-2021 tillsynsbegäran.docx
@@ -445,7 +445,7 @@
     <w:r>
       <w:tab/>
       <w:tab/>
-      <w:t>2025-12-22</w:t>
+      <w:t>2025-12-26</w:t>
       <w:br/>
       <w:br/>
     </w:r>

--- a/tillsyn/A 11308-2021 tillsynsbegäran.docx
+++ b/tillsyn/A 11308-2021 tillsynsbegäran.docx
@@ -445,7 +445,7 @@
     <w:r>
       <w:tab/>
       <w:tab/>
-      <w:t>2026-01-03</w:t>
+      <w:t>2026-01-04</w:t>
       <w:br/>
       <w:br/>
     </w:r>

--- a/tillsyn/A 11308-2021 tillsynsbegäran.docx
+++ b/tillsyn/A 11308-2021 tillsynsbegäran.docx
@@ -445,7 +445,7 @@
     <w:r>
       <w:tab/>
       <w:tab/>
-      <w:t>2026-01-07</w:t>
+      <w:t>2026-01-08</w:t>
       <w:br/>
       <w:br/>
     </w:r>

--- a/tillsyn/A 11308-2021 tillsynsbegäran.docx
+++ b/tillsyn/A 11308-2021 tillsynsbegäran.docx
@@ -445,7 +445,7 @@
     <w:r>
       <w:tab/>
       <w:tab/>
-      <w:t>2026-01-08</w:t>
+      <w:t>2026-01-09</w:t>
       <w:br/>
       <w:br/>
     </w:r>

--- a/tillsyn/A 11308-2021 tillsynsbegäran.docx
+++ b/tillsyn/A 11308-2021 tillsynsbegäran.docx
@@ -445,7 +445,7 @@
     <w:r>
       <w:tab/>
       <w:tab/>
-      <w:t>2026-01-09</w:t>
+      <w:t>2026-01-10</w:t>
       <w:br/>
       <w:br/>
     </w:r>

--- a/tillsyn/A 11308-2021 tillsynsbegäran.docx
+++ b/tillsyn/A 11308-2021 tillsynsbegäran.docx
@@ -445,7 +445,7 @@
     <w:r>
       <w:tab/>
       <w:tab/>
-      <w:t>2026-01-10</w:t>
+      <w:t>2026-01-11</w:t>
       <w:br/>
       <w:br/>
     </w:r>

--- a/tillsyn/A 11308-2021 tillsynsbegäran.docx
+++ b/tillsyn/A 11308-2021 tillsynsbegäran.docx
@@ -445,7 +445,7 @@
     <w:r>
       <w:tab/>
       <w:tab/>
-      <w:t>2026-01-11</w:t>
+      <w:t>2026-01-12</w:t>
       <w:br/>
       <w:br/>
     </w:r>

--- a/tillsyn/A 11308-2021 tillsynsbegäran.docx
+++ b/tillsyn/A 11308-2021 tillsynsbegäran.docx
@@ -445,7 +445,7 @@
     <w:r>
       <w:tab/>
       <w:tab/>
-      <w:t>2026-01-12</w:t>
+      <w:t>2026-01-13</w:t>
       <w:br/>
       <w:br/>
     </w:r>

--- a/tillsyn/A 11308-2021 tillsynsbegäran.docx
+++ b/tillsyn/A 11308-2021 tillsynsbegäran.docx
@@ -445,7 +445,7 @@
     <w:r>
       <w:tab/>
       <w:tab/>
-      <w:t>2026-01-13</w:t>
+      <w:t>2026-01-14</w:t>
       <w:br/>
       <w:br/>
     </w:r>

--- a/tillsyn/A 11308-2021 tillsynsbegäran.docx
+++ b/tillsyn/A 11308-2021 tillsynsbegäran.docx
@@ -445,7 +445,7 @@
     <w:r>
       <w:tab/>
       <w:tab/>
-      <w:t>2026-01-14</w:t>
+      <w:t>2026-01-15</w:t>
       <w:br/>
       <w:br/>
     </w:r>

--- a/tillsyn/A 11308-2021 tillsynsbegäran.docx
+++ b/tillsyn/A 11308-2021 tillsynsbegäran.docx
@@ -445,7 +445,7 @@
     <w:r>
       <w:tab/>
       <w:tab/>
-      <w:t>2026-01-15</w:t>
+      <w:t>2026-01-16</w:t>
       <w:br/>
       <w:br/>
     </w:r>

--- a/tillsyn/A 11308-2021 tillsynsbegäran.docx
+++ b/tillsyn/A 11308-2021 tillsynsbegäran.docx
@@ -445,7 +445,7 @@
     <w:r>
       <w:tab/>
       <w:tab/>
-      <w:t>2026-01-16</w:t>
+      <w:t>2026-01-17</w:t>
       <w:br/>
       <w:br/>
     </w:r>

--- a/tillsyn/A 11308-2021 tillsynsbegäran.docx
+++ b/tillsyn/A 11308-2021 tillsynsbegäran.docx
@@ -445,7 +445,7 @@
     <w:r>
       <w:tab/>
       <w:tab/>
-      <w:t>2026-01-17</w:t>
+      <w:t>2026-01-18</w:t>
       <w:br/>
       <w:br/>
     </w:r>

--- a/tillsyn/A 11308-2021 tillsynsbegäran.docx
+++ b/tillsyn/A 11308-2021 tillsynsbegäran.docx
@@ -445,7 +445,7 @@
     <w:r>
       <w:tab/>
       <w:tab/>
-      <w:t>2026-01-18</w:t>
+      <w:t>2026-01-19</w:t>
       <w:br/>
       <w:br/>
     </w:r>

--- a/tillsyn/A 11308-2021 tillsynsbegäran.docx
+++ b/tillsyn/A 11308-2021 tillsynsbegäran.docx
@@ -445,7 +445,7 @@
     <w:r>
       <w:tab/>
       <w:tab/>
-      <w:t>2026-01-19</w:t>
+      <w:t>2026-01-20</w:t>
       <w:br/>
       <w:br/>
     </w:r>

--- a/tillsyn/A 11308-2021 tillsynsbegäran.docx
+++ b/tillsyn/A 11308-2021 tillsynsbegäran.docx
@@ -445,7 +445,7 @@
     <w:r>
       <w:tab/>
       <w:tab/>
-      <w:t>2026-01-20</w:t>
+      <w:t>2026-01-21</w:t>
       <w:br/>
       <w:br/>
     </w:r>

--- a/tillsyn/A 11308-2021 tillsynsbegäran.docx
+++ b/tillsyn/A 11308-2021 tillsynsbegäran.docx
@@ -445,7 +445,7 @@
     <w:r>
       <w:tab/>
       <w:tab/>
-      <w:t>2026-01-21</w:t>
+      <w:t>2026-01-23</w:t>
       <w:br/>
       <w:br/>
     </w:r>

--- a/tillsyn/A 11308-2021 tillsynsbegäran.docx
+++ b/tillsyn/A 11308-2021 tillsynsbegäran.docx
@@ -445,7 +445,7 @@
     <w:r>
       <w:tab/>
       <w:tab/>
-      <w:t>2026-01-23</w:t>
+      <w:t>2026-01-24</w:t>
       <w:br/>
       <w:br/>
     </w:r>

--- a/tillsyn/A 11308-2021 tillsynsbegäran.docx
+++ b/tillsyn/A 11308-2021 tillsynsbegäran.docx
@@ -445,7 +445,7 @@
     <w:r>
       <w:tab/>
       <w:tab/>
-      <w:t>2026-01-24</w:t>
+      <w:t>2026-01-25</w:t>
       <w:br/>
       <w:br/>
     </w:r>

--- a/tillsyn/A 11308-2021 tillsynsbegäran.docx
+++ b/tillsyn/A 11308-2021 tillsynsbegäran.docx
@@ -445,7 +445,7 @@
     <w:r>
       <w:tab/>
       <w:tab/>
-      <w:t>2026-01-25</w:t>
+      <w:t>2026-01-26</w:t>
       <w:br/>
       <w:br/>
     </w:r>

--- a/tillsyn/A 11308-2021 tillsynsbegäran.docx
+++ b/tillsyn/A 11308-2021 tillsynsbegäran.docx
@@ -445,7 +445,7 @@
     <w:r>
       <w:tab/>
       <w:tab/>
-      <w:t>2026-01-26</w:t>
+      <w:t>2026-01-27</w:t>
       <w:br/>
       <w:br/>
     </w:r>

--- a/tillsyn/A 11308-2021 tillsynsbegäran.docx
+++ b/tillsyn/A 11308-2021 tillsynsbegäran.docx
@@ -445,7 +445,7 @@
     <w:r>
       <w:tab/>
       <w:tab/>
-      <w:t>2026-01-27</w:t>
+      <w:t>2026-01-28</w:t>
       <w:br/>
       <w:br/>
     </w:r>

--- a/tillsyn/A 11308-2021 tillsynsbegäran.docx
+++ b/tillsyn/A 11308-2021 tillsynsbegäran.docx
@@ -481,7 +481,7 @@
     <w:r>
       <w:tab/>
       <w:tab/>
-      <w:t>2026-02-13</w:t>
+      <w:t>2026-02-17</w:t>
       <w:br/>
       <w:br/>
     </w:r>

--- a/tillsyn/A 11308-2021 tillsynsbegäran.docx
+++ b/tillsyn/A 11308-2021 tillsynsbegäran.docx
@@ -481,7 +481,7 @@
     <w:r>
       <w:tab/>
       <w:tab/>
-      <w:t>2026-02-17</w:t>
+      <w:t>2026-02-19</w:t>
       <w:br/>
       <w:br/>
     </w:r>

--- a/tillsyn/A 11308-2021 tillsynsbegäran.docx
+++ b/tillsyn/A 11308-2021 tillsynsbegäran.docx
@@ -481,7 +481,7 @@
     <w:r>
       <w:tab/>
       <w:tab/>
-      <w:t>2026-02-19</w:t>
+      <w:t>2026-02-20</w:t>
       <w:br/>
       <w:br/>
     </w:r>

--- a/tillsyn/A 11308-2021 tillsynsbegäran.docx
+++ b/tillsyn/A 11308-2021 tillsynsbegäran.docx
@@ -481,7 +481,7 @@
     <w:r>
       <w:tab/>
       <w:tab/>
-      <w:t>2026-02-20</w:t>
+      <w:t>2026-02-21</w:t>
       <w:br/>
       <w:br/>
     </w:r>

--- a/tillsyn/A 11308-2021 tillsynsbegäran.docx
+++ b/tillsyn/A 11308-2021 tillsynsbegäran.docx
@@ -481,7 +481,7 @@
     <w:r>
       <w:tab/>
       <w:tab/>
-      <w:t>2026-02-21</w:t>
+      <w:t>2026-02-22</w:t>
       <w:br/>
       <w:br/>
     </w:r>

--- a/tillsyn/A 11308-2021 tillsynsbegäran.docx
+++ b/tillsyn/A 11308-2021 tillsynsbegäran.docx
@@ -481,7 +481,7 @@
     <w:r>
       <w:tab/>
       <w:tab/>
-      <w:t>2026-02-22</w:t>
+      <w:t>2026-02-23</w:t>
       <w:br/>
       <w:br/>
     </w:r>

--- a/tillsyn/A 11308-2021 tillsynsbegäran.docx
+++ b/tillsyn/A 11308-2021 tillsynsbegäran.docx
@@ -481,7 +481,7 @@
     <w:r>
       <w:tab/>
       <w:tab/>
-      <w:t>2026-02-23</w:t>
+      <w:t>2026-02-24</w:t>
       <w:br/>
       <w:br/>
     </w:r>

--- a/tillsyn/A 11308-2021 tillsynsbegäran.docx
+++ b/tillsyn/A 11308-2021 tillsynsbegäran.docx
@@ -481,7 +481,7 @@
     <w:r>
       <w:tab/>
       <w:tab/>
-      <w:t>2026-02-24</w:t>
+      <w:t>2026-02-25</w:t>
       <w:br/>
       <w:br/>
     </w:r>

--- a/tillsyn/A 11308-2021 tillsynsbegäran.docx
+++ b/tillsyn/A 11308-2021 tillsynsbegäran.docx
@@ -481,7 +481,7 @@
     <w:r>
       <w:tab/>
       <w:tab/>
-      <w:t>2026-02-25</w:t>
+      <w:t>2026-02-26</w:t>
       <w:br/>
       <w:br/>
     </w:r>

--- a/tillsyn/A 11308-2021 tillsynsbegäran.docx
+++ b/tillsyn/A 11308-2021 tillsynsbegäran.docx
@@ -481,7 +481,7 @@
     <w:r>
       <w:tab/>
       <w:tab/>
-      <w:t>2026-02-26</w:t>
+      <w:t>2026-02-28</w:t>
       <w:br/>
       <w:br/>
     </w:r>

--- a/tillsyn/A 11308-2021 tillsynsbegäran.docx
+++ b/tillsyn/A 11308-2021 tillsynsbegäran.docx
@@ -481,7 +481,7 @@
     <w:r>
       <w:tab/>
       <w:tab/>
-      <w:t>2026-02-28</w:t>
+      <w:t>2026-03-01</w:t>
       <w:br/>
       <w:br/>
     </w:r>

--- a/tillsyn/A 11308-2021 tillsynsbegäran.docx
+++ b/tillsyn/A 11308-2021 tillsynsbegäran.docx
@@ -481,7 +481,7 @@
     <w:r>
       <w:tab/>
       <w:tab/>
-      <w:t>2026-03-01</w:t>
+      <w:t>2026-03-02</w:t>
       <w:br/>
       <w:br/>
     </w:r>

--- a/tillsyn/A 11308-2021 tillsynsbegäran.docx
+++ b/tillsyn/A 11308-2021 tillsynsbegäran.docx
@@ -35,7 +35,7 @@
     </w:p>
     <w:p>
       <w:r>
-        <w:t>I avverkningsanmälan har följande 4 naturvårdsarter hittats: spillkråka (NT, §4), talltita (NT, §4), gråkråka (§4) och kungsfågel (§4). Av dessa är 2 rödlistade. För rödlistade arter har rödlistekategorin angivits inom parentes. För fridlysta arter anges även paragrafen i Artskyddsförordningen som arten är fridlyst enligt.</w:t>
+        <w:t>I avverkningsanmälan har följande 4 naturvårdsarter hittats: kråka (NT, §4), spillkråka (NT, §4), talltita (NT, §4) och kungsfågel (§4). Av dessa är 3 rödlistade. För rödlistade arter har rödlistekategorin angivits inom parentes. För fridlysta arter anges även paragrafen i Artskyddsförordningen som arten är fridlyst enligt.</w:t>
       </w:r>
     </w:p>
     <w:p>
@@ -100,7 +100,7 @@
     </w:p>
     <w:p>
       <w:r>
-        <w:t>Följande fridlysta arter har sina livsmiljöer och växtplatser i den avverkningsanmälda skogen: spillkråka (NT, §4), talltita (NT, §4), gråkråka (§4) och kungsfågel (§4).</w:t>
+        <w:t>Följande fridlysta arter har sina livsmiljöer och växtplatser i den avverkningsanmälda skogen: kråka (NT, §4), spillkråka (NT, §4), talltita (NT, §4) och kungsfågel (§4).</w:t>
       </w:r>
     </w:p>
     <w:p>
@@ -481,7 +481,7 @@
     <w:r>
       <w:tab/>
       <w:tab/>
-      <w:t>2026-03-02</w:t>
+      <w:t>2026-03-03</w:t>
       <w:br/>
       <w:br/>
     </w:r>

--- a/tillsyn/A 11308-2021 tillsynsbegäran.docx
+++ b/tillsyn/A 11308-2021 tillsynsbegäran.docx
@@ -481,7 +481,7 @@
     <w:r>
       <w:tab/>
       <w:tab/>
-      <w:t>2026-03-03</w:t>
+      <w:t>2026-03-04</w:t>
       <w:br/>
       <w:br/>
     </w:r>

--- a/tillsyn/A 11308-2021 tillsynsbegäran.docx
+++ b/tillsyn/A 11308-2021 tillsynsbegäran.docx
@@ -481,7 +481,7 @@
     <w:r>
       <w:tab/>
       <w:tab/>
-      <w:t>2026-03-04</w:t>
+      <w:t>2026-03-05</w:t>
       <w:br/>
       <w:br/>
     </w:r>

--- a/tillsyn/A 11308-2021 tillsynsbegäran.docx
+++ b/tillsyn/A 11308-2021 tillsynsbegäran.docx
@@ -481,7 +481,7 @@
     <w:r>
       <w:tab/>
       <w:tab/>
-      <w:t>2026-03-05</w:t>
+      <w:t>2026-03-06</w:t>
       <w:br/>
       <w:br/>
     </w:r>

--- a/tillsyn/A 11308-2021 tillsynsbegäran.docx
+++ b/tillsyn/A 11308-2021 tillsynsbegäran.docx
@@ -481,7 +481,7 @@
     <w:r>
       <w:tab/>
       <w:tab/>
-      <w:t>2026-03-06</w:t>
+      <w:t>2026-03-07</w:t>
       <w:br/>
       <w:br/>
     </w:r>

--- a/tillsyn/A 11308-2021 tillsynsbegäran.docx
+++ b/tillsyn/A 11308-2021 tillsynsbegäran.docx
@@ -481,7 +481,7 @@
     <w:r>
       <w:tab/>
       <w:tab/>
-      <w:t>2026-03-07</w:t>
+      <w:t>2026-03-08</w:t>
       <w:br/>
       <w:br/>
     </w:r>

--- a/tillsyn/A 11308-2021 tillsynsbegäran.docx
+++ b/tillsyn/A 11308-2021 tillsynsbegäran.docx
@@ -481,7 +481,7 @@
     <w:r>
       <w:tab/>
       <w:tab/>
-      <w:t>2026-03-08</w:t>
+      <w:t>2026-03-09</w:t>
       <w:br/>
       <w:br/>
     </w:r>
